--- a/priemka-bot-kit/Инструкция по установке.docx
+++ b/priemka-bot-kit/Инструкция по установке.docx
@@ -2057,7 +2057,7 @@
           <w:sz w:val="22"/>
           <w:szCs w:val="22"/>
         </w:rPr>
-        <w:t xml:space="preserve"> руками на работающем боте не править: бот читает его при запуске, а при следующей выдаче доступа через бота перезапишет. Если файл пропадёт или повредится, бот пустит только двух основных администраторов, записанных в коде.</w:t>
+        <w:t xml:space="preserve"> руками на работающем боте не править: бот читает его при запуске, а при следующей выдаче доступа через бота перезапишет. Если файл пропадёт или повредится, бот пустит только основного администратора, записанного в коде.</w:t>
       </w:r>
     </w:p>
     <w:p>
